--- a/docs/cloud/dist/fa/04-sad.docx
+++ b/docs/cloud/dist/fa/04-sad.docx
@@ -31,14 +31,6 @@
           <w:rtl/>
         </w:rPr>
         <w:t xml:space="preserve">سند معماری نرم‌افزار</w:t>
-      </w:r>
-    </w:p>
-    <w:p>
-      <w:pPr>
-        <w:pStyle w:val="Author"/>
-      </w:pPr>
-      <w:r>
-        <w:t xml:space="preserve">Nima Sarayan</w:t>
       </w:r>
     </w:p>
     <w:p>
@@ -725,22 +717,22 @@
               <w:rPr>
                 <w:rtl/>
               </w:rPr>
-              <w:t xml:space="preserve">استاد درس</w:t>
-            </w:r>
-          </w:p>
-        </w:tc>
-        <w:tc>
-          <w:tcPr/>
-          <w:p>
-            <w:pPr>
-              <w:pStyle w:val="Compact"/>
-              <w:bidi/>
-            </w:pPr>
-            <w:r>
-              <w:rPr>
-                <w:rtl/>
-              </w:rPr>
-              <w:t xml:space="preserve">سامانه‌ای کامل و درست با SQL، دارای پنل مدیریت و فروشگاه، با مستندات دانشگاهی.</w:t>
+              <w:t xml:space="preserve">بازبین</w:t>
+            </w:r>
+          </w:p>
+        </w:tc>
+        <w:tc>
+          <w:tcPr/>
+          <w:p>
+            <w:pPr>
+              <w:pStyle w:val="Compact"/>
+              <w:bidi/>
+            </w:pPr>
+            <w:r>
+              <w:rPr>
+                <w:rtl/>
+              </w:rPr>
+              <w:t xml:space="preserve">سامانه‌ای کامل و درست با SQL، دارای پنل مدیریت و فروشگاه، با مستندات کامل.</w:t>
             </w:r>
           </w:p>
         </w:tc>
@@ -1175,7 +1167,7 @@
         <w:rPr>
           <w:rtl/>
         </w:rPr>
-        <w:t xml:space="preserve">یک توسعه‌دهنده، در یک نیم‌سال تحصیلی.</w:t>
+        <w:t xml:space="preserve">یک توسعه‌دهنده، در یک دوره‌ی توسعه.</w:t>
       </w:r>
     </w:p>
     <w:p>
